--- a/docs/project/eyal-ceo-submissions-and-responses/to-eyal/2026-03-30--final-spec-package-for-eyal/2026-03-30--for-eyal-green-invoice-action-sheet--v2-final.docx
+++ b/docs/project/eyal-ceo-submissions-and-responses/to-eyal/2026-03-30--final-spec-package-for-eyal/2026-03-30--for-eyal-green-invoice-action-sheet--v2-final.docx
@@ -98,7 +98,7 @@
           <w:b w:val="0"/>
           <w:sz w:val="22"/>
         </w:rPr>
-        <w:t>מקור מחקר מלא (צוות): `../team-100-preplanning/GREEN-INVOICE-CAPABILITIES-FINDINGS-2026-03-30.md`</w:t>
+        <w:t>מקור מחקר מלא (צוות): `../../team-100-preplanning/GREEN-INVOICE-CAPABILITIES-FINDINGS-2026-03-30.md`</w:t>
       </w:r>
     </w:p>
     <w:p>

--- a/docs/project/eyal-ceo-submissions-and-responses/to-eyal/2026-03-30--final-spec-package-for-eyal/2026-03-30--for-eyal-green-invoice-action-sheet--v2-final.docx
+++ b/docs/project/eyal-ceo-submissions-and-responses/to-eyal/2026-03-30--final-spec-package-for-eyal/2026-03-30--for-eyal-green-invoice-action-sheet--v2-final.docx
@@ -98,7 +98,21 @@
           <w:b w:val="0"/>
           <w:sz w:val="22"/>
         </w:rPr>
-        <w:t>מקור מחקר מלא (צוות): `../../team-100-preplanning/GREEN-INVOICE-CAPABILITIES-FINDINGS-2026-03-30.md`</w:t>
+        <w:t>מקור מחקר מלא (צוות): `../../../team-100-preplanning/GREEN-INVOICE-CAPABILITIES-FINDINGS-2026-03-30.md`</w:t>
+      </w:r>
+    </w:p>
+    <w:p>
+      <w:pPr>
+        <w:jc w:val="right"/>
+      </w:pPr>
+      <w:r>
+        <w:rPr>
+          <w:rFonts w:ascii="Arial" w:hAnsi="Arial" w:cs="Arial"/>
+          <w:rFonts w:ascii="Arial" w:hAnsi="Arial"/>
+          <w:b w:val="0"/>
+          <w:sz w:val="22"/>
+        </w:rPr>
+        <w:t>&gt; נעול 2026-03-31 (v1.1 + פגישה): המסלול המאושר הוא כפתור בלבד — קישור תשלום Morning מכל עמוד מוצר. לא נדרשת מחדש בחירה בין א׳/ב׳/ג׳. נשאר תפעולי: דוגמת כפתור שתסופק מאייל/Morning. ראו `MEETING-MINUTES-EYAL-2026-03-31.md`.</w:t>
       </w:r>
     </w:p>
     <w:p>

--- a/docs/project/eyal-ceo-submissions-and-responses/to-eyal/2026-03-30--final-spec-package-for-eyal/2026-03-30--for-eyal-green-invoice-action-sheet--v2-final.docx
+++ b/docs/project/eyal-ceo-submissions-and-responses/to-eyal/2026-03-30--final-spec-package-for-eyal/2026-03-30--for-eyal-green-invoice-action-sheet--v2-final.docx
@@ -98,7 +98,7 @@
           <w:b w:val="0"/>
           <w:sz w:val="22"/>
         </w:rPr>
-        <w:t>מקור מחקר מלא (צוות): `../../../team-100-preplanning/GREEN-INVOICE-CAPABILITIES-FINDINGS-2026-03-30.md`</w:t>
+        <w:t>מקור מחקר מלא (צוות): ../../../../team-100-preplanning/GREEN-INVOICE-CAPABILITIES-FINDINGS-2026-03-30.md</w:t>
       </w:r>
     </w:p>
     <w:p>
@@ -112,7 +112,7 @@
           <w:b w:val="0"/>
           <w:sz w:val="22"/>
         </w:rPr>
-        <w:t>&gt; נעול 2026-03-31 (v1.1 + פגישה): המסלול המאושר הוא כפתור בלבד — קישור תשלום Morning מכל עמוד מוצר. לא נדרשת מחדש בחירה בין א׳/ב׳/ג׳. נשאר תפעולי: דוגמת כפתור שתסופק מאייל/Morning. ראו `MEETING-MINUTES-EYAL-2026-03-31.md`.</w:t>
+        <w:t>&gt; נעול 2026-03-31 (v1.1 + פגישה): המסלול המאושר הוא כפתור בלבד — קישור תשלום Morning מכל עמוד מוצר. לא נדרשת מחדש בחירה בין א׳/ב׳/ג׳. נשאר תפעולי: דוגמת כפתור שתסופק מאייל/Morning. ראו MEETING-MINUTES-EYAL-2026-03-31.md.</w:t>
       </w:r>
     </w:p>
     <w:p>
@@ -678,7 +678,7 @@
           <w:b w:val="0"/>
           <w:sz w:val="22"/>
         </w:rPr>
-        <w:t>סעיף חשבונית ירוקה ב־`FOR-EYAL-CHOICES-v1.2-2026-03-30.md` — סמן שם א / ב / ג (לינקים / דף מכירה / שילוב) בהתאם להחלטתך אחרי הבדיקות.</w:t>
+        <w:t>סעיף חשבונית ירוקה ב־FOR-EYAL-CHOICES-v1.2-2026-03-30.md — סמן שם א / ב / ג (לינקים / דף מכירה / שילוב) בהתאם להחלטתך אחרי הבדיקות.</w:t>
       </w:r>
     </w:p>
     <w:p>
